--- a/Пояснительная записка.docx
+++ b/Пояснительная записка.docx
@@ -2660,13 +2660,19 @@
         <w:t xml:space="preserve">ю </w:t>
       </w:r>
       <w:r>
-        <w:t>данных, опциональную аутентификацию клиента</w:t>
+        <w:t>данных, аутентификацию клиента</w:t>
       </w:r>
       <w:r>
         <w:t xml:space="preserve"> и публикует сообщения в топики собственной сетевой распределенной очереди.</w:t>
       </w:r>
       <w:r>
-        <w:t xml:space="preserve"> Дальнейшая обработка осуществляется набором воркеров-потребителей, каждый из которых реализует бизнес-логику и взаимодействует с базой данных PostgreSQL.</w:t>
+        <w:t xml:space="preserve"> Дальнейшая обработка осуществляется набором воркеров-потребителей, каждый из которых реализует бизнес-логику и взаимодействует с баз</w:t>
+      </w:r>
+      <w:r>
+        <w:t>ами</w:t>
+      </w:r>
+      <w:r>
+        <w:t xml:space="preserve"> данных PostgreSQL.</w:t>
       </w:r>
     </w:p>
     <w:p>
@@ -2996,13 +3002,7 @@
         <w:ind w:firstLine="567"/>
       </w:pPr>
       <w:r>
-        <w:t xml:space="preserve">Работа интернет-магазина начинается с взаимодействия клиента с веб-интерфейсом или мобильным приложением. Пользователь формирует заказ, включающий информацию о выбранных товарах, способах оплаты и доставки, после чего инициирует его отправку на сервер. На стороне серверного приложения входящие запросы принимаются через </w:t>
-      </w:r>
-      <w:r>
-        <w:t xml:space="preserve">специализированный </w:t>
-      </w:r>
-      <w:r>
-        <w:t>программный интерфейс. На этом уровне выполняются валидация данных и, при необходимости, аутентификация пользователя, что обеспечивает корректность поступающих данных и контролируемый доступ к системе.</w:t>
+        <w:t>Работа интернет-магазина начинается с взаимодействия клиента с веб-интерфейсом или мобильным приложением. Пользователь формирует заказ, включающий информацию о выбранных товарах, способах оплаты и доставки, после чего инициирует его отправку на сервер. На стороне серверного приложения входящие запросы принимаются через специализированный программный интерфейс. На этом уровне выполняются валидация данных и аутентификация пользователя (по email и паролю, передаваемым в теле запроса), что обеспечивает корректность поступающих данных и контролируемый доступ к системе.</w:t>
       </w:r>
     </w:p>
     <w:p>
@@ -3011,7 +3011,10 @@
         <w:ind w:firstLine="567"/>
       </w:pPr>
       <w:r>
-        <w:t>При традиционном синхронном подходе обработка заказов выполняется непосредственно в момент получения запроса: последовательно применяется бизнес-логика, происходит обращение к базе данных. С ростом нагрузки такой подход приводит к увеличению времени отклика, перегрузке серверных ресурсов и снижению общей надёжности системы.</w:t>
+        <w:t>При традиционном синхронном подходе обработка заказов выполняется непосредственно в момент получения запроса: последовательно применяется бизнес-логика, происходит обращение к базе данных. С ростом нагрузки такой подход приводит к увеличению времени отклика, перегрузке серверных ресурсов и снижению общей надёжности системы</w:t>
+      </w:r>
+      <w:r>
+        <w:t>.</w:t>
       </w:r>
     </w:p>
     <w:p>
@@ -3020,13 +3023,7 @@
         <w:ind w:firstLine="567"/>
       </w:pPr>
       <w:r>
-        <w:t xml:space="preserve">Для решения данной проблемы применяется асинхронная обработка с использованием распределённой очереди сообщений. В рамках настоящей работы разрабатывается собственный компонент </w:t>
-      </w:r>
-      <w:r>
-        <w:t>–</w:t>
-      </w:r>
-      <w:r>
-        <w:t xml:space="preserve"> сетевая распределённая очередь сообщений, доступ к которой предоставляется по стандартному сетевому протоколу. Это позволяет отделить этап приёма запросов от этапа их обработки и обеспечить взаимодействие компонентов системы через сеть без привлечения внешних брокеров сообщений.</w:t>
+        <w:t>Для решения данной проблемы применяется асинхронная обработка с использованием распределённой очереди сообщений. В рамках настоящей работы разрабатывается собственный компонент – сетевая распределённая очередь сообщений, доступ к которой со стороны API и воркеров предоставляется по протоколу TCP с простым текстовым форматом команд. Это позволяет отделить этап приёма запросов от этапа их обработки и обеспечить взаимодействие компонентов системы через сеть без привлечения внешних брокеров сообщений.</w:t>
       </w:r>
     </w:p>
     <w:p>
@@ -3044,7 +3041,19 @@
         <w:ind w:firstLine="567"/>
       </w:pPr>
       <w:r>
-        <w:t>Дальнейшая обработка заказов выполняется специализированными сервисами-обработчиками (воркерами), которые являются внешними по отношению к очереди компонентами и взаимодействуют с ней посредством сетевых запросов. Воркеры получают сообщения из очереди, выполняют предусмотренную бизнес-логику и сохраняют результаты в базу данных. Такое разделение позволяет обрабатывать данные параллельно и независимо от процесса приёма запросов.</w:t>
+        <w:t xml:space="preserve">Дальнейшая обработка заказов выполняется специализированными сервисами-обработчиками (воркерами), которые являются внешними по отношению к очереди компонентами и взаимодействуют с ней посредством сетевых запросов. Воркеры получают сообщения из очереди, выполняют предусмотренную бизнес-логику, включая проверку платёжных данных через отдельный TCP-сервис </w:t>
+      </w:r>
+      <w:proofErr w:type="spellStart"/>
+      <w:r>
+        <w:t>CardService</w:t>
+      </w:r>
+      <w:proofErr w:type="spellEnd"/>
+      <w:r>
+        <w:t xml:space="preserve">, и сохраняют результаты в базу данных. </w:t>
+      </w:r>
+      <w:r>
+        <w:lastRenderedPageBreak/>
+        <w:t>Такое разделение позволяет обрабатывать данные параллельно и независимо от процесса приёма запросов.</w:t>
       </w:r>
     </w:p>
     <w:p>
@@ -3053,8 +3062,7 @@
         <w:ind w:firstLine="567"/>
       </w:pPr>
       <w:r>
-        <w:lastRenderedPageBreak/>
-        <w:t>Использование собственной сетевой распределённой очереди сообщений обеспечивает слабую связанность компонентов, повышает масштабируемость и отказоустойчивость. При росте нагрузки возможно добавление дополнительных воркеров без изменения логики работы очереди. При временной недоступности обработчиков сообщения сохраняются в очереди и могут быть обработаны позже, что исключает потерю данных.</w:t>
+        <w:t>Использование собственной сетевой распределённой очереди сообщений обеспечивает слабую связанность компонентов, повышает масштабируемость и отказоустойчивость. При росте нагрузки возможно добавление дополнительных воркеров без изменения логики работы очереди. При временной недоступности обработчиков сообщения сохраняются в очереди и могут быть обработаны позже, что исключает потерю данных. Дополнительно, воркер перед обработкой проверяет актуальный статус заказа в базе данных, что исключает повторное выполнение уже обработанных заказов и гарантирует идемпотентность.</w:t>
       </w:r>
     </w:p>
     <w:p>
@@ -3063,12 +3071,13 @@
         <w:ind w:firstLine="567"/>
       </w:pPr>
       <w:r>
-        <w:t>Таким образом, разработка сетевой распределённой очереди сообщений, позволяет реализовать эффективный механизм асинхронной обработки заказов в интернет-магазине, обеспечивающий надёжность, гибкость и устойчивость системы при работе в условиях высокой нагрузки.</w:t>
-      </w:r>
-    </w:p>
-    <w:p>
-      <w:pPr>
-        <w:pStyle w:val="a1"/>
+        <w:t>Таким образом, разработка сетевой распределённой очереди сообщений позволяет реализовать эффективный механизм асинхронной обработки заказов в интернет-магазине, обеспечивающий надёжность, гибкость и устойчивость системы при работе в условиях высокой нагрузки.</w:t>
+      </w:r>
+    </w:p>
+    <w:p>
+      <w:pPr>
+        <w:pStyle w:val="a1"/>
+        <w:ind w:firstLine="567"/>
       </w:pPr>
     </w:p>
     <w:p>
@@ -3096,27 +3105,9 @@
     <w:p>
       <w:pPr>
         <w:ind w:firstLine="567"/>
-        <w:rPr>
-          <w:sz w:val="24"/>
-        </w:rPr>
-      </w:pPr>
-      <w:r>
-        <w:t xml:space="preserve">Одним из наиболее распространённых решений является </w:t>
-      </w:r>
-      <w:r>
-        <w:rPr>
-          <w:rStyle w:val="whitespace-normal"/>
-        </w:rPr>
-        <w:t>Apache Kafka</w:t>
-      </w:r>
-      <w:r>
-        <w:t xml:space="preserve">, представляющий собой распределённую платформу потоковой обработки данных. Данная система ориентирована на высокую пропускную способность и обработку больших объёмов сообщений в реальном времени. Kafka обеспечивает надёжное хранение сообщений, их репликацию и возможность масштабирования за счёт распределения данных. Однако использование Kafka требует настройки инфраструктуры, понимания внутренних механизмов работы, таких как </w:t>
-      </w:r>
-      <w:r>
-        <w:t xml:space="preserve">управление </w:t>
-      </w:r>
-      <w:r>
-        <w:t>группами потребителей, а также применения специализированных клиентских библиотек. Это усложняет интеграцию с внешними клиентами, особенно при необходимости предоставления доступа через стандартный HTTP-протокол.</w:t>
+      </w:pPr>
+      <w:r>
+        <w:t>Одним из наиболее распространённых решений является Apache Kafka, представляющий собой распределённую платформу потоковой обработки данных. Данная система ориентирована на высокую пропускную способность и обработку больших объёмов сообщений в реальном времени. Kafka обеспечивает надёжное хранение сообщений, их репликацию и возможность масштабирования за счёт распределения данных. Однако использование Kafka требует настройки инфраструктуры, понимания внутренних механизмов работы, таких как управление группами потребителей, а также применения специализированных клиентских библиотек. Это усложняет интеграцию с внешними клиентами, особенно при необходимости предоставления доступа через стандартный HTTP-протокол.</w:t>
       </w:r>
     </w:p>
     <w:p>
@@ -3124,54 +3115,19 @@
         <w:ind w:firstLine="567"/>
       </w:pPr>
       <w:r>
-        <w:t xml:space="preserve">Другим распространённым решением является </w:t>
-      </w:r>
-      <w:r>
-        <w:rPr>
-          <w:rStyle w:val="whitespace-normal"/>
-        </w:rPr>
-        <w:t>RabbitMQ</w:t>
-      </w:r>
-      <w:r>
-        <w:t xml:space="preserve"> </w:t>
-      </w:r>
-      <w:r>
-        <w:rPr>
-          <w:rFonts w:cs="Times New Roman"/>
-        </w:rPr>
-        <w:t>–</w:t>
-      </w:r>
-      <w:r>
-        <w:t xml:space="preserve"> брокер сообщений, реализующий модель очередей и поддерживающий различные протоколы обмена, включая AMQP. RabbitMQ обеспечивает гибкую маршрутизацию сообщений, подтверждение доставки и удобные механизмы управления очередями. В отличие от Kafka, он проще в освоении и лучше подходит для классических сценариев очередей задач. Однако при высоких нагрузках и необходимости горизонтального масштабирования его производительность может уступать более специализированным решениям, ориентированным на потоковую обработку.</w:t>
-      </w:r>
-    </w:p>
-    <w:p>
-      <w:pPr>
-        <w:ind w:firstLine="708"/>
-      </w:pPr>
-      <w:r>
-        <w:t xml:space="preserve">Также можно выделить </w:t>
-      </w:r>
-      <w:r>
-        <w:rPr>
-          <w:rStyle w:val="whitespace-normal"/>
-        </w:rPr>
-        <w:t>Redis</w:t>
-      </w:r>
-      <w:r>
-        <w:t>, который, помимо хранения данных в памяти, предоставляет механизмы публикации и подписки, а также реализацию простых очередей. Данное решение отличается высокой скоростью работы за счёт хранения данных в оперативной памяти, однако не предназначено для сложных сценариев обработки сообщений и не обеспечивает такого уровня надёжности и отказоустойчивости, как специализированные брокеры сообщений.</w:t>
-      </w:r>
-    </w:p>
-    <w:p>
-      <w:pPr>
-        <w:ind w:firstLine="708"/>
-      </w:pPr>
-      <w:r>
-        <w:t xml:space="preserve">Несмотря на наличие перечисленных решений, их использование не всегда является оптимальным в рамках конкретной задачи. Основной причиной является необходимость предоставления унифицированного и простого интерфейса взаимодействия для клиентов, основанного на </w:t>
+        <w:t>Другим распространённым решением является RabbitMQ – брокер сообщений, реализующий модель очередей и поддерживающий различные протоколы обмена, включая AMQP. RabbitMQ обеспечивает гибкую маршрутизацию сообщений, подтверждение доставки и удобные механизмы управления очередями. В отличие от Kafka, он проще в освоении и лучше подходит для классических сценариев очередей задач. Однако при высоких нагрузках и необходимости горизонтального масштабирования его производительность может уступать более специализированным решениям, ориентированным на потоковую обработку.</w:t>
+      </w:r>
+    </w:p>
+    <w:p>
+      <w:pPr>
+        <w:ind w:firstLine="567"/>
+      </w:pPr>
+      <w:r>
+        <w:t xml:space="preserve">Также можно выделить Redis, который, помимо хранения данных в памяти, предоставляет механизмы публикации и подписки, а также реализацию простых очередей. Данное решение отличается высокой скоростью работы за счёт хранения данных в оперативной памяти, однако не предназначено для сложных сценариев обработки сообщений и не </w:t>
       </w:r>
       <w:r>
         <w:lastRenderedPageBreak/>
-        <w:t>стандартном протоколе HTTP. Большинство существующих брокеров ориентированы на использование специализированных протоколов и требуют подключения через клиентские библиотеки, что усложняет интеграцию и повышает требования к разработке клиентских приложений.</w:t>
+        <w:t>обеспечивает такого уровня надёжности и отказоустойчивости, как специализированные брокеры сообщений.</w:t>
       </w:r>
     </w:p>
     <w:p>
@@ -3179,10 +3135,30 @@
         <w:ind w:firstLine="567"/>
       </w:pPr>
       <w:r>
-        <w:t>В связи с этим возникает целесообразность разработки собственной сетевой распределённой очереди сообщений, предоставляющей доступ к своим функциям через HTTP-интерфейс. Такой подход позволяет инкапсулировать сложность внутренней реализации, обеспечить контроль над обработкой сообщений, а также адаптировать систему под конкретные требования предметной области. Разрабатываемое решение ориентировано на интеграцию с веб-приложениями и сервисами, где использование HTTP является стандартом взаимодействия, что делает его более удобным и универсальным по сравнению с существующими аналогами.</w:t>
-      </w:r>
-    </w:p>
-    <w:p/>
+        <w:t>Несмотря на наличие перечисленных решений, их использование не всегда является оптимальным в рамках конкретной задачи. Основной причиной является необходимость предоставления унифицированного и простого интерфейса взаимодействия для клиентов, основанного на стандартном протоколе HTTP. Большинство существующих брокеров ориентированы на использование специализированных протоколов и требуют подключения через клиентские библиотеки, что усложняет интеграцию и повышает требования к разработке клиентских приложений.</w:t>
+      </w:r>
+    </w:p>
+    <w:p>
+      <w:pPr>
+        <w:ind w:firstLine="567"/>
+      </w:pPr>
+      <w:r>
+        <w:t xml:space="preserve">В связи с этим возникает целесообразность разработки собственной сетевой распределённой очереди сообщений. Разрабатываемое решение предоставляет клиентам привычный REST API, а внутреннее взаимодействие между компонентами (API, брокер, </w:t>
+      </w:r>
+      <w:proofErr w:type="spellStart"/>
+      <w:r>
+        <w:t>воркеры</w:t>
+      </w:r>
+      <w:proofErr w:type="spellEnd"/>
+      <w:r>
+        <w:t>) осуществляет по легковесному текстовому протоколу поверх TCP. Такой подход позволяет инкапсулировать сложность внутренней реализации, обеспечить контроль над обработкой сообщений, а также адаптировать систему под конкретные требования предметной области без привязки к внешним брокерам.</w:t>
+      </w:r>
+    </w:p>
+    <w:p>
+      <w:pPr>
+        <w:pStyle w:val="a1"/>
+      </w:pPr>
+    </w:p>
     <w:p>
       <w:pPr>
         <w:pStyle w:val="1"/>
@@ -3234,37 +3210,219 @@
         <w:ind w:firstLine="567"/>
       </w:pPr>
       <w:r>
-        <w:t>Клиент инициирует процесс, отправляя HTTP-запрос на конечную точку REST API с телом заказа в формате JSON. При наличии учётной записи в заголовке передаётся JWT-токен, который API проверяет и извлекает из него идентификатор пользователя. Далее выполняется валидация полученных данных: проверяется наличие обязательных полей, их тип и допустимые значения. Если валидация не пройдена, клиенту сразу возвращается код ошибки</w:t>
-      </w:r>
+        <w:t xml:space="preserve">Клиент инициирует процесс, отправляя HTTP-запрос на конечную точку REST API с телом заказа в формате JSON. В теле запроса передаются email и пароль пользователя, которые API проверяет по базе данных PostgreSQL (при необходимости создавая нового пользователя) и получает идентификатор пользователя. Далее выполняется валидация полученных данных: проверяется наличие обязательных полей, их тип и допустимые значения. Если валидация не пройдена, клиенту сразу возвращается код ошибки с описанием. В случае успеха API генерирует уникальный идентификатор заказа и немедленно сохраняет его в базу данных со статусом «принят» и флагом </w:t>
+      </w:r>
+      <w:proofErr w:type="spellStart"/>
+      <w:r>
+        <w:t>published_to_queue</w:t>
+      </w:r>
+      <w:proofErr w:type="spellEnd"/>
+      <w:r>
+        <w:t xml:space="preserve"> = FALSE. Это гарантирует, что даже при временной недоступности очереди клиент сможет в любой момент запросить информацию о своём заказе. Сразу после сохранения в базу данных API формирует сообщение, содержащее идентификатор заказа, идентификатор пользователя, состав заказа, сумму и номер банковской карты, и отправляет его брокеру очереди через TCP-соединение командой PUBLISH </w:t>
+      </w:r>
+      <w:proofErr w:type="spellStart"/>
+      <w:r>
+        <w:t>orders.new</w:t>
+      </w:r>
+      <w:proofErr w:type="spellEnd"/>
+      <w:r>
+        <w:t xml:space="preserve">. Получив от брокера текстовое подтверждение OK, API обновляет флаг </w:t>
+      </w:r>
+      <w:proofErr w:type="spellStart"/>
+      <w:r>
+        <w:t>published_to_queue</w:t>
+      </w:r>
+      <w:proofErr w:type="spellEnd"/>
+      <w:r>
+        <w:t xml:space="preserve"> на TRUE и </w:t>
+      </w:r>
+      <w:r>
+        <w:lastRenderedPageBreak/>
+        <w:t xml:space="preserve">возвращает клиенту HTTP-ответ с кодом 202 </w:t>
+      </w:r>
+      <w:proofErr w:type="spellStart"/>
+      <w:r>
+        <w:t>Accepted</w:t>
+      </w:r>
+      <w:proofErr w:type="spellEnd"/>
+      <w:r>
+        <w:t xml:space="preserve"> и идентификатором заказа. Если публикация не удалась, флаг остаётся FALSE, и фоновый компенсатор, работающий в том же процессе API, через некоторое время повторно пытается опубликовать заказ.</w:t>
+      </w:r>
+    </w:p>
+    <w:p>
+      <w:pPr>
+        <w:pStyle w:val="a1"/>
+        <w:ind w:firstLine="567"/>
+      </w:pPr>
+      <w:r>
+        <w:t xml:space="preserve">Брокер очереди, получив сообщение от API, выполняет его атомарную фиксацию. Сообщению назначается уникальный идентификатор и статус «доступно». Для обеспечения персистентности брокер сразу дописывает сообщение в конец специализированного файлового журнала на диске, работающего по принципу </w:t>
+      </w:r>
+      <w:proofErr w:type="spellStart"/>
+      <w:r>
+        <w:t>append-only</w:t>
+      </w:r>
+      <w:proofErr w:type="spellEnd"/>
+      <w:r>
+        <w:t xml:space="preserve">. В оперативной памяти брокер также фиксирует сообщение в структуре данных, ассоциированной с топиком </w:t>
+      </w:r>
+      <w:proofErr w:type="spellStart"/>
+      <w:r>
+        <w:t>orders.new</w:t>
+      </w:r>
+      <w:proofErr w:type="spellEnd"/>
+      <w:r>
+        <w:t>. Только после того, как данные надёжно зафиксированы на диске, брокер возвращает API ответ OK, означающий успешное помещение сообщения в очередь. Если запись на диск по какой-либо причине невозможна, брокер возвращает ошибку, и API реализует логику повторных попыток.</w:t>
+      </w:r>
+    </w:p>
+    <w:p>
+      <w:pPr>
+        <w:pStyle w:val="a1"/>
+        <w:ind w:firstLine="567"/>
+      </w:pPr>
+      <w:r>
+        <w:t xml:space="preserve">За получение и обработку сообщений отвечают несколько экземпляров воркеров, работающих независимо друг от друга. Каждый воркер в фоновом цикле опрашивает брокер, устанавливая TCP-соединение и отправляя команду CONSUME </w:t>
+      </w:r>
+      <w:proofErr w:type="spellStart"/>
+      <w:r>
+        <w:t>orders.new</w:t>
+      </w:r>
+      <w:proofErr w:type="spellEnd"/>
+      <w:r>
+        <w:t xml:space="preserve"> &lt;</w:t>
+      </w:r>
+      <w:proofErr w:type="spellStart"/>
+      <w:r>
+        <w:t>workerId</w:t>
+      </w:r>
+      <w:proofErr w:type="spellEnd"/>
+      <w:r>
+        <w:t>&gt; &lt;</w:t>
+      </w:r>
+      <w:proofErr w:type="spellStart"/>
+      <w:r>
+        <w:t>timeout</w:t>
+      </w:r>
+      <w:proofErr w:type="spellEnd"/>
+      <w:r>
+        <w:t>&gt;. При поступлении такого запроса брокер ищет в очереди первое сообщение, находящееся в состоянии «доступно», либо такое, у которого истёк таймаут невидимости. Найденное сообщение сразу помечается как «невидимое» для всех остальных потребителей на 60 секунд, после чего его содержимое возвращается воркеру ответом MESSAGE &lt;</w:t>
+      </w:r>
+      <w:proofErr w:type="spellStart"/>
+      <w:r>
+        <w:t>messageId</w:t>
+      </w:r>
+      <w:proofErr w:type="spellEnd"/>
+      <w:r>
+        <w:t>&gt; с последующей строкой JSON. Если очередь пуста, брокер ожидает появления нового сообщения в течение запрашиваемого таймаута и, при отсутствии такового, возвращает ответ NONE, после чего воркер повторяет попытку через некоторое время.</w:t>
+      </w:r>
+    </w:p>
+    <w:p>
+      <w:pPr>
+        <w:pStyle w:val="a1"/>
+        <w:ind w:firstLine="567"/>
+      </w:pPr>
+      <w:r>
+        <w:t xml:space="preserve">Получив сообщение, воркер сначала проверяет текущий статус заказа в базе данных (для обеспечения идемпотентности). Если заказ уже обработан или отменён, воркер удаляет сообщение из очереди и переходит к следующему. Затем воркер устанавливает TCP-соединение с платёжным сервисом </w:t>
+      </w:r>
+      <w:proofErr w:type="spellStart"/>
+      <w:r>
+        <w:t>CardService</w:t>
+      </w:r>
+      <w:proofErr w:type="spellEnd"/>
+      <w:r>
+        <w:t xml:space="preserve"> и отправляет команду CHARGE &lt;</w:t>
+      </w:r>
+      <w:proofErr w:type="spellStart"/>
+      <w:r>
+        <w:t>userId</w:t>
+      </w:r>
+      <w:proofErr w:type="spellEnd"/>
+      <w:r>
+        <w:t>&gt; &lt;</w:t>
+      </w:r>
+      <w:proofErr w:type="spellStart"/>
+      <w:r>
+        <w:t>amount</w:t>
+      </w:r>
+      <w:proofErr w:type="spellEnd"/>
+      <w:r>
+        <w:t>&gt; &lt;</w:t>
+      </w:r>
+      <w:proofErr w:type="spellStart"/>
+      <w:r>
+        <w:t>cardNumber</w:t>
+      </w:r>
+      <w:proofErr w:type="spellEnd"/>
+      <w:r>
+        <w:t xml:space="preserve">&gt;. </w:t>
+      </w:r>
+      <w:proofErr w:type="spellStart"/>
+      <w:r>
+        <w:t>CardService</w:t>
+      </w:r>
+      <w:proofErr w:type="spellEnd"/>
+      <w:r>
+        <w:t xml:space="preserve"> проверяет баланс карты в собственной базе данных PostgreSQL и списывает средства. При успешной оплате воркер обновляет статус заказа на «обработан», иначе — на «отменён». После этого воркер отправляет брокеру команду DELETE </w:t>
+      </w:r>
+      <w:proofErr w:type="spellStart"/>
+      <w:r>
+        <w:t>orders.new</w:t>
+      </w:r>
+      <w:proofErr w:type="spellEnd"/>
+      <w:r>
+        <w:t xml:space="preserve"> &lt;</w:t>
+      </w:r>
+      <w:proofErr w:type="spellStart"/>
+      <w:r>
+        <w:t>messageId</w:t>
+      </w:r>
+      <w:proofErr w:type="spellEnd"/>
+      <w:r>
+        <w:t>&gt; &lt;</w:t>
+      </w:r>
+      <w:proofErr w:type="spellStart"/>
+      <w:r>
+        <w:t>workerId</w:t>
+      </w:r>
+      <w:proofErr w:type="spellEnd"/>
+      <w:r>
+        <w:t>&gt;. Брокер, получив подтверждение, удаляет сообщение из памяти и помечает его в файловом журнале как удалённое. Если воркер завершился аварийно или не успел подтвердить обработку в течение таймаута невидимости, брокер автоматически возвращает сообщение в состояние «доступно», и оно будет повторно выдано другому воркеру. Таким образом, исключается потеря сообщений и гарантируется их обработка даже при отказе отдельных потребителей.</w:t>
+      </w:r>
+    </w:p>
+    <w:p>
+      <w:pPr>
+        <w:pStyle w:val="a1"/>
+        <w:ind w:firstLine="567"/>
+      </w:pPr>
+      <w:r>
+        <w:t xml:space="preserve">Отказоустойчивость системы обеспечивается несколькими механизмами. REST API представляет собой </w:t>
+      </w:r>
+      <w:proofErr w:type="spellStart"/>
+      <w:r>
+        <w:t>stateless</w:t>
+      </w:r>
+      <w:proofErr w:type="spellEnd"/>
+      <w:r>
+        <w:t xml:space="preserve">-сервис: вся необходимая для обработки </w:t>
+      </w:r>
+      <w:r>
+        <w:lastRenderedPageBreak/>
+        <w:t xml:space="preserve">запроса информация сохраняется во внешних хранилищах – базе данных и очереди. При аварийном завершении процесса API контейнеризация с политикой автоматического перезапуска (Docker </w:t>
+      </w:r>
+      <w:proofErr w:type="spellStart"/>
+      <w:r>
+        <w:t>restart</w:t>
+      </w:r>
+      <w:proofErr w:type="spellEnd"/>
       <w:r>
         <w:t xml:space="preserve"> </w:t>
       </w:r>
-      <w:r>
-        <w:rPr>
-          <w:highlight w:val="yellow"/>
-        </w:rPr>
-        <w:t>(возможно написать какой)</w:t>
-      </w:r>
-      <w:r>
-        <w:t xml:space="preserve"> с описанием. В случае успеха API генерирует уникальный идентификатор заказа и немедленно сохраняет его в базу данных PostgreSQL со статусом «принят». Это гарантирует, что даже при временной недоступности очереди клиент сможет в любой момент запросить информацию о своём заказе. Сразу после сохранения в базу данных API формирует сообщение, содержащее идентификатор заказа, идентификатор пользователя, состав заказа и служебные метаданные, и отправляет его брокеру очереди через HTTP-запрос. Получив от брокера подтверждение успешной публикации, API возвращает клиенту HTTP-ответ с кодом 202</w:t>
-      </w:r>
-      <w:r>
-        <w:t xml:space="preserve"> </w:t>
-      </w:r>
-      <w:r>
-        <w:rPr>
-          <w:lang w:val="en-US"/>
-        </w:rPr>
-        <w:t>Accepted</w:t>
-      </w:r>
-      <w:r>
-        <w:t xml:space="preserve"> и идентификатором заказа,</w:t>
-      </w:r>
-      <w:r>
-        <w:t xml:space="preserve"> через который можно отслеживать статус заказа</w:t>
-      </w:r>
-      <w:r>
-        <w:t>.</w:t>
+      <w:proofErr w:type="spellStart"/>
+      <w:r>
+        <w:t>policy</w:t>
+      </w:r>
+      <w:proofErr w:type="spellEnd"/>
+      <w:r>
+        <w:t>) поднимает новый экземпляр, и приём запросов возобновляется. Брокер очереди, в свою очередь, при остановке и повторном запуске загружает содержимое персистентного журнала в память, восстанавливая все необработанные сообщения в том состоянии, в котором они находились до сбоя. Автоматический перезапуск брокера также обеспечивается средой контейнеризации. Параллельная работа нескольких воркеров даёт не только масштабирование, но и взаимное резервирование: выход из строя одного из них не прерывает обработку, а неподтверждённые им сообщения становятся доступными для остальных. Единая база данных PostgreSQL хранит как учётные записи пользователей, так и финальные записи о заказах. Сохранение заказа в базу данных до публикации в очередь гарантирует, что клиент всегда может получить актуальную информацию о своём заказе, даже если очередь временно недоступна или обработка задерживается. Дополнительный фоновый компенсатор в API периодически сканирует базу данных и повторно отправляет заказы, которые не удалось опубликовать с первого раза, гарантируя полную доставку всех заказов в очередь.</w:t>
       </w:r>
     </w:p>
     <w:p>
@@ -3273,154 +3431,7 @@
         <w:ind w:firstLine="567"/>
       </w:pPr>
       <w:r>
-        <w:t xml:space="preserve">Брокер очереди, получив сообщение от API, выполняет его атомарную фиксацию. Сообщению назначается уникальный идентификатор и статус «доступно». Для обеспечения </w:t>
-      </w:r>
-      <w:r>
-        <w:t xml:space="preserve">персистентности </w:t>
-      </w:r>
-      <w:r>
-        <w:t xml:space="preserve">брокер сразу дописывает сообщение в конец специализированного файлового журнала на диске. В </w:t>
-      </w:r>
-      <w:r>
-        <w:lastRenderedPageBreak/>
-        <w:t>оперативной памяти брокер также фиксирует сообщение в структуре данных, ассоциированной с соответствующим топиком. Только после того, как данные надёжно зафиксированы на диске, брокер возвращает API код 201</w:t>
-      </w:r>
-      <w:r>
-        <w:t xml:space="preserve"> </w:t>
-      </w:r>
-      <w:r>
-        <w:rPr>
-          <w:lang w:val="en-US"/>
-        </w:rPr>
-        <w:t>Created</w:t>
-      </w:r>
-      <w:r>
-        <w:t>, означающий успешное помещение сообщения в очередь. Если запись на диск по какой-либо причине невозможна, брокер возвращает ошибку, и API может реализовать логику повторных попыток.</w:t>
-      </w:r>
-    </w:p>
-    <w:p>
-      <w:pPr>
-        <w:pStyle w:val="a1"/>
-        <w:ind w:firstLine="567"/>
-      </w:pPr>
-      <w:r>
-        <w:t xml:space="preserve">За получение и обработку сообщений отвечают несколько экземпляров воркеров, работающих независимо друг от друга. Каждый воркер в фоновом цикле опрашивает брокер, отправляя HTTP-запрос на получение следующего сообщения </w:t>
-      </w:r>
-      <w:r>
-        <w:t>из топика</w:t>
-      </w:r>
-      <w:r>
-        <w:t>, указывая свой идентификатор и допустимое время ожидания. При поступлении такого запроса брокер ищет в очереди первое сообщение, находящееся в состоянии «доступно», либо такое, у которого истёк таймаут невидимости. Найденное сообщение сразу помечается как «невидимое» для всех остальных потребителей на заданный промежуток времени (</w:t>
-      </w:r>
-      <w:r>
-        <w:t>например,</w:t>
-      </w:r>
-      <w:r>
-        <w:t xml:space="preserve"> 60 секунд), после чего его содержимое возвращается воркеру. Если очередь пуста, брокер ожидает появления нового сообщения в течение запрашиваемого таймаута и, при отсутствии такового, возвращает ответ с кодом 204</w:t>
-      </w:r>
-      <w:r>
-        <w:t xml:space="preserve"> </w:t>
-      </w:r>
-      <w:r>
-        <w:rPr>
-          <w:lang w:val="en-US"/>
-        </w:rPr>
-        <w:t>No</w:t>
-      </w:r>
-      <w:r>
-        <w:t xml:space="preserve"> </w:t>
-      </w:r>
-      <w:r>
-        <w:rPr>
-          <w:lang w:val="en-US"/>
-        </w:rPr>
-        <w:t>Content</w:t>
-      </w:r>
-      <w:r>
-        <w:t>, после чего воркер повторяет попытку через некоторое время.</w:t>
-      </w:r>
-    </w:p>
-    <w:p>
-      <w:pPr>
-        <w:pStyle w:val="a1"/>
-        <w:ind w:firstLine="567"/>
-      </w:pPr>
-      <w:r>
-        <w:t xml:space="preserve">Получив сообщение, воркер выполняет заданную бизнес-логику обработки заказа: проверку наличия товаров, расчёт стоимости, определение сроков доставки и другие операции, предусмотренные требованиями. По завершении обработки воркер обновляет запись заказа в базе данных PostgreSQL, устанавливая статус «обработан» и фиксируя временную метку. Только после успешной записи в базу данных воркер отправляет брокеру подтверждение </w:t>
-      </w:r>
-      <w:r>
-        <w:t>–</w:t>
-      </w:r>
-      <w:r>
-        <w:t xml:space="preserve"> HTTP-запрос DELETE с идентификатором сообщения и своим потребительским идентификатором. Брокер, получив подтверждение, удаляет сообщение из памяти и помечает его в файловом журнале как удалённое. Если же воркер завершился аварийно или не успел подтвердить обработку в течение установленного таймаута невидимости, брокер автоматически возвращает сообщение в состояние «доступно», и оно будет повторно выдано другому воркеру. Таким образом, исключается потеря сообщений и гарантируется их обработка даже при отказе отдельных потребителей.</w:t>
-      </w:r>
-    </w:p>
-    <w:p>
-      <w:pPr>
-        <w:pStyle w:val="a1"/>
-        <w:ind w:firstLine="567"/>
-      </w:pPr>
-      <w:r>
-        <w:t>Отказоустойчивость системы обеспечивается несколькими механизмами. REST API представляет собой</w:t>
-      </w:r>
-      <w:r>
-        <w:t xml:space="preserve"> </w:t>
-      </w:r>
-      <w:r>
-        <w:rPr>
-          <w:lang w:val="en-US"/>
-        </w:rPr>
-        <w:t>stateless</w:t>
-      </w:r>
-      <w:r>
-        <w:t>-</w:t>
-      </w:r>
-      <w:r>
-        <w:t>сервис</w:t>
-      </w:r>
-      <w:r>
-        <w:t xml:space="preserve">: вся необходимая для обработки запроса информация либо извлекается из переданного токена, либо сохраняется во внешних хранилищах </w:t>
-      </w:r>
-      <w:r>
-        <w:t>–</w:t>
-      </w:r>
-      <w:r>
-        <w:t xml:space="preserve"> базе данных и очереди. При аварийном завершении процесса API контейнеризация с политикой автоматического перезапуска (Docker </w:t>
-      </w:r>
-      <w:proofErr w:type="spellStart"/>
-      <w:r>
-        <w:t>restart</w:t>
-      </w:r>
-      <w:proofErr w:type="spellEnd"/>
-      <w:r>
-        <w:t xml:space="preserve"> </w:t>
-      </w:r>
-      <w:proofErr w:type="spellStart"/>
-      <w:r>
-        <w:t>policy</w:t>
-      </w:r>
-      <w:proofErr w:type="spellEnd"/>
-      <w:r>
-        <w:t xml:space="preserve">) поднимает новый экземпляр, и приём запросов возобновляется. Брокер очереди, в свою очередь, при остановке и повторном запуске загружает содержимое персистентного журнала в память, восстанавливая все необработанные сообщения в том состоянии, в котором они находились до сбоя. Автоматический перезапуск брокера также </w:t>
-      </w:r>
-      <w:r>
-        <w:lastRenderedPageBreak/>
-        <w:t>обеспечивается средой контейнеризации. Параллельная работа нескольких воркеров даёт не только масштабирование, но и взаимное резервирование: выход из строя одного из них не прерывает обработку, а неподтверждённые им сообщения становятся доступными для остальных. Единая база данных PostgreSQL хранит как учётные записи пользователей, так и финальные записи о заказах. Сохранение заказа в базу данных до публикации в очередь гарантирует, что клиент всегда может получить актуальную информацию о своём заказе, даже если очередь временно недоступна или обработка задерживается.</w:t>
-      </w:r>
-    </w:p>
-    <w:p>
-      <w:pPr>
-        <w:pStyle w:val="a1"/>
-        <w:ind w:firstLine="567"/>
-      </w:pPr>
-      <w:r>
-        <w:t xml:space="preserve">Таким образом, предложенный алгоритм реализует полный цикл асинхронной обработки заказа с гарантированной доставкой, </w:t>
-      </w:r>
-      <w:r>
-        <w:t xml:space="preserve">персистентным хранением </w:t>
-      </w:r>
-      <w:r>
-        <w:t>промежуточных сообщений и устойчивостью к отказам всех компонентов системы.</w:t>
+        <w:t>Таким образом, предложенный алгоритм реализует полный цикл асинхронной обработки заказа с гарантированной доставкой, персистентным хранением промежуточных сообщений и устойчивостью к отказам всех компонентов системы.</w:t>
       </w:r>
     </w:p>
     <w:p>
@@ -3459,7 +3470,11 @@
         <w:ind w:firstLine="567"/>
       </w:pPr>
       <w:r>
-        <w:t>В качестве среды разработки используется Visual Studio — мощная интегрированная среда, предлагающая продвинутые инструменты для написания, отладки и рефакторинга кода на C#. Она обладает тесной интеграцией с системой управления пакетами NuGet, что упрощает подключение необходимых библиотек (например, для аутентификации и сериализации), а также содержит встроенные средства для работы с Docker-контейнерами и многопроектными решениями, что особенно ценно при разработке системы, состоящей из нескольких независимых компонентов.</w:t>
+        <w:t>В качестве среды разработки используется Visual Studio — мощная интегрированная среда, предлагающая продвинутые инструменты для написания, отладки и рефакторинга кода на C#. Она обладает тесной интеграцией с системой управления пакетами NuGet, что упрощает подключение необходимых библиотек (например, для аутентификации и сериализации), а также содержит встроенные средства для работы с Docker-</w:t>
+      </w:r>
+      <w:r>
+        <w:lastRenderedPageBreak/>
+        <w:t>контейнерами и многопроектными решениями, что особенно ценно при разработке системы, состоящей из нескольких независимых компонентов.</w:t>
       </w:r>
     </w:p>
     <w:p>
@@ -3468,156 +3483,123 @@
         <w:ind w:firstLine="567"/>
       </w:pPr>
       <w:r>
-        <w:t xml:space="preserve">Для реализации HTTP-интерфейсов REST API и брокера очереди выбран фреймворк ASP.NET Core, являющийся стандартом для создания веб-приложений и микросервисов на платформе .NET. Он предоставляет удобную маршрутизацию запросов, встроенную поддержку аутентификации по протоколу JWT через, а также высокую производительность благодаря асинхронной обработке запросов. Использование ASP.NET Core позволяет сосредоточиться на бизнес-логике, не отвлекаясь на низкоуровневую </w:t>
-      </w:r>
+        <w:t>Для реализации HTTP-интерфейсов REST API и брокера очереди выбран фреймворк ASP.NET Core, являющийся стандартом для создания веб-приложений и микросервисов на платформе .NET. Он предоставляет удобную маршрутизацию запросов, встроенную поддержку аутентификации по протоколу JWT через, а также высокую производительность благодаря асинхронной обработке запросов. Использование ASP.NET Core позволяет сосредоточиться на бизнес-логике, не отвлекаясь на низкоуровневую реализацию HTTP-стека, что полностью соответствует задаче построения собственной очереди сообщений, а не HTTP-сервера.</w:t>
+      </w:r>
+    </w:p>
+    <w:p>
+      <w:pPr>
+        <w:pStyle w:val="a1"/>
+        <w:ind w:firstLine="567"/>
+      </w:pPr>
+      <w:r>
+        <w:t>Хранение данных реализовано с помощью системы управления базами данных PostgreSQL. Данная СУБД является одной из наиболее надёжных и функциональных реляционных систем с открытым исходным кодом, поддерживает транзакции ACID, что гарантирует целостность данных о пользователях и заказах. PostgreSQL хорошо масштабируется и имеет развитые средства конкурентного доступа, включая блокировки на уровне строк и механизм для атомарного извлечения сообщений из очереди в случае хранения их в базе данных. В рамках разрабатываемого проекта PostgreSQL применяется для хранения учётных записей пользователей и окончательных результатов обработки заказов, тогда как персистентность</w:t>
+      </w:r>
+      <w:r>
+        <w:t xml:space="preserve"> </w:t>
+      </w:r>
+      <w:r>
+        <w:t>собственно очереди сообщений обеспечивается файловым журналом внутри брокера.</w:t>
+      </w:r>
+    </w:p>
+    <w:p>
+      <w:pPr>
+        <w:pStyle w:val="a1"/>
+        <w:ind w:firstLine="567"/>
+      </w:pPr>
+      <w:r>
+        <w:t xml:space="preserve">Для контейнеризации компонентов системы и обеспечения автоматического перезапуска при сбоях используется Docker. Этот инструмент позволяет упаковать каждый сервис (REST API, брокер очереди, </w:t>
+      </w:r>
+      <w:proofErr w:type="spellStart"/>
+      <w:r>
+        <w:t>воркеры</w:t>
+      </w:r>
+      <w:proofErr w:type="spellEnd"/>
+      <w:r>
+        <w:t xml:space="preserve">) в легковесный изолированный контейнер с фиксированным окружением, что исключает проблемы несовместимости сред и упрощает развёртывание. Политика перезапуска Docker </w:t>
+      </w:r>
+      <w:proofErr w:type="spellStart"/>
+      <w:r>
+        <w:t>Compose</w:t>
+      </w:r>
+      <w:proofErr w:type="spellEnd"/>
+      <w:r>
+        <w:t xml:space="preserve"> (</w:t>
+      </w:r>
+      <w:proofErr w:type="spellStart"/>
+      <w:r>
+        <w:t>restart</w:t>
+      </w:r>
+      <w:proofErr w:type="spellEnd"/>
+      <w:r>
+        <w:t xml:space="preserve">: </w:t>
+      </w:r>
+      <w:proofErr w:type="spellStart"/>
+      <w:r>
+        <w:t>always</w:t>
+      </w:r>
+      <w:proofErr w:type="spellEnd"/>
+      <w:r>
+        <w:t>) гарантирует быстрое восстановление работоспособности компонентов после аварийного завершения без необходимости написания дополнительного управляющего кода. Таким образом, достигается высокая доступность системы при минимальных затратах на администрирование.</w:t>
+      </w:r>
+    </w:p>
+    <w:p>
+      <w:pPr>
+        <w:pStyle w:val="a1"/>
+        <w:ind w:firstLine="567"/>
+      </w:pPr>
+      <w:r>
+        <w:t xml:space="preserve">Для аутентификации пользователей выбран стандарт JSON Web </w:t>
+      </w:r>
+      <w:proofErr w:type="spellStart"/>
+      <w:r>
+        <w:t>Tokens</w:t>
+      </w:r>
+      <w:proofErr w:type="spellEnd"/>
+      <w:r>
+        <w:t xml:space="preserve"> (JWT). Этот механизм идеально подходит для </w:t>
+      </w:r>
+      <w:proofErr w:type="spellStart"/>
+      <w:r>
+        <w:t>stateless</w:t>
+      </w:r>
+      <w:proofErr w:type="spellEnd"/>
+      <w:r>
+        <w:t>-сервисов, так как вся необходимая для идентификации информация содержится в самом токене и не требует хранения сессий на сервере. Компактность и простота проверки цифровой подписи делают JWT удобным для использования в распределённых системах, а готовая поддержка в ASP.NET Core сводит интеграцию к нескольким строкам конфигурации. Для сериализации данных при обмене между компонентами применяется J</w:t>
+      </w:r>
+      <w:r>
+        <w:rPr>
+          <w:lang w:val="en-US"/>
+        </w:rPr>
+        <w:t>SON</w:t>
+      </w:r>
+      <w:r>
+        <w:t>, входящая в состав .NET и обеспечивающая высокую производительность без необходимости подключения сторонних зависимостей.</w:t>
+      </w:r>
+    </w:p>
+    <w:p>
+      <w:pPr>
+        <w:pStyle w:val="a1"/>
+        <w:ind w:firstLine="567"/>
+      </w:pPr>
       <w:r>
         <w:lastRenderedPageBreak/>
-        <w:t>реализацию HTTP-стека, что полностью соответствует задаче построения собственной очереди сообщений, а не HTTP-сервера.</w:t>
-      </w:r>
-    </w:p>
-    <w:p>
-      <w:pPr>
-        <w:pStyle w:val="a1"/>
-        <w:ind w:firstLine="567"/>
-      </w:pPr>
-      <w:r>
-        <w:t>Хранение данных реализовано с помощью системы управления базами данных PostgreSQL. Данная СУБД является одной из наиболее надёжных и функциональных реляционных систем с открытым исходным кодом, поддерживает транзакции ACID, что гарантирует целостность данных о пользователях и заказах. PostgreSQL хорошо масштабируется и имеет развитые средства конкурентного доступа, включая блокировки на уровне строк и механизм для атомарного извлечения сообщений из очереди в случае хранения их в базе данных. В рамках разрабатываемого проекта PostgreSQL применяется для хранения учётных записей пользователей и окончательных результатов обработки заказов, тогда как персистентность</w:t>
+        <w:t xml:space="preserve">Таким образом, совокупность выбранных инструментов позволяет эффективно решить поставленную задачу, сохраняя фокус на реализации распределённой очереди сообщений и </w:t>
+      </w:r>
+      <w:r>
+        <w:t>соблюдении</w:t>
+      </w:r>
+      <w:r>
+        <w:t xml:space="preserve"> современны</w:t>
+      </w:r>
+      <w:r>
+        <w:t>х</w:t>
       </w:r>
       <w:r>
         <w:t xml:space="preserve"> </w:t>
       </w:r>
       <w:r>
-        <w:t>собственно очереди сообщений обеспечивается файловым журналом внутри брокера.</w:t>
-      </w:r>
-    </w:p>
-    <w:p>
-      <w:pPr>
-        <w:pStyle w:val="a1"/>
-        <w:ind w:firstLine="567"/>
-      </w:pPr>
-      <w:r>
-        <w:t xml:space="preserve">Для контейнеризации компонентов системы и обеспечения автоматического перезапуска при сбоях используется Docker. Этот инструмент позволяет упаковать каждый сервис (REST API, брокер очереди, </w:t>
-      </w:r>
-      <w:proofErr w:type="spellStart"/>
-      <w:r>
-        <w:t>воркеры</w:t>
-      </w:r>
-      <w:proofErr w:type="spellEnd"/>
-      <w:r>
-        <w:t xml:space="preserve">) в легковесный изолированный контейнер с фиксированным окружением, что исключает проблемы несовместимости сред и упрощает развёртывание. Политика перезапуска Docker </w:t>
-      </w:r>
-      <w:proofErr w:type="spellStart"/>
-      <w:r>
-        <w:t>Compose</w:t>
-      </w:r>
-      <w:proofErr w:type="spellEnd"/>
-      <w:r>
-        <w:t xml:space="preserve"> (</w:t>
-      </w:r>
-      <w:proofErr w:type="spellStart"/>
-      <w:r>
-        <w:t>restart</w:t>
-      </w:r>
-      <w:proofErr w:type="spellEnd"/>
-      <w:r>
-        <w:t xml:space="preserve">: </w:t>
-      </w:r>
-      <w:proofErr w:type="spellStart"/>
-      <w:r>
-        <w:t>always</w:t>
-      </w:r>
-      <w:proofErr w:type="spellEnd"/>
-      <w:r>
-        <w:t>) гарантирует быстрое восстановление работоспособности компонентов после аварийного завершения без необходимости написания дополнительного управляющего кода. Таким образом, достигается высокая доступность системы при минимальных затратах на администрирование.</w:t>
-      </w:r>
-    </w:p>
-    <w:p>
-      <w:pPr>
-        <w:pStyle w:val="a1"/>
-        <w:ind w:firstLine="567"/>
-      </w:pPr>
-      <w:r>
-        <w:t xml:space="preserve">Для аутентификации пользователей выбран стандарт JSON Web </w:t>
-      </w:r>
-      <w:proofErr w:type="spellStart"/>
-      <w:r>
-        <w:t>Tokens</w:t>
-      </w:r>
-      <w:proofErr w:type="spellEnd"/>
-      <w:r>
-        <w:t xml:space="preserve"> (JWT). Этот механизм идеально подходит для </w:t>
-      </w:r>
-      <w:proofErr w:type="spellStart"/>
-      <w:r>
-        <w:t>stateless</w:t>
-      </w:r>
-      <w:proofErr w:type="spellEnd"/>
-      <w:r>
-        <w:t>-сервисов, так как вся необходимая для идентификации информация содержится в самом токене и не требует хранения сессий на сервере. Компактность и простота проверки цифровой подписи делают JWT удобным для использования в распределённых системах, а готовая поддержка в ASP.NET Core сводит интеграцию к нескольким строкам конфигурации. Для сериализации данных при обмене между компонентами применяется J</w:t>
-      </w:r>
-      <w:r>
-        <w:rPr>
-          <w:lang w:val="en-US"/>
-        </w:rPr>
-        <w:t>SON</w:t>
-      </w:r>
-      <w:r>
-        <w:t>, входящая в состав .NET и обеспечивающая высокую производительность без необходимости подключения сторонних зависимостей.</w:t>
-      </w:r>
-    </w:p>
-    <w:p>
-      <w:pPr>
-        <w:pStyle w:val="a1"/>
-        <w:ind w:firstLine="567"/>
-      </w:pPr>
-      <w:r>
-        <w:t xml:space="preserve">Таким образом, совокупность выбранных инструментов позволяет эффективно решить поставленную задачу, сохраняя фокус на реализации распределённой очереди сообщений и </w:t>
-      </w:r>
-      <w:r>
-        <w:t>соблюдении</w:t>
-      </w:r>
-      <w:r>
-        <w:t xml:space="preserve"> современны</w:t>
-      </w:r>
-      <w:r>
-        <w:t>х</w:t>
-      </w:r>
-      <w:r>
-        <w:t xml:space="preserve"> </w:t>
-      </w:r>
-      <w:r>
         <w:t>стандартов.</w:t>
       </w:r>
-    </w:p>
-    <w:p>
-      <w:pPr>
-        <w:pStyle w:val="a1"/>
-      </w:pPr>
-    </w:p>
-    <w:p>
-      <w:pPr>
-        <w:pStyle w:val="a1"/>
-      </w:pPr>
-    </w:p>
-    <w:p>
-      <w:pPr>
-        <w:pStyle w:val="a1"/>
-      </w:pPr>
-    </w:p>
-    <w:p>
-      <w:pPr>
-        <w:pStyle w:val="a1"/>
-      </w:pPr>
-    </w:p>
-    <w:p>
-      <w:pPr>
-        <w:pStyle w:val="a1"/>
-      </w:pPr>
-    </w:p>
-    <w:p>
-      <w:pPr>
-        <w:pStyle w:val="a1"/>
-      </w:pPr>
     </w:p>
     <w:p>
       <w:pPr>
@@ -3632,7 +3614,6 @@
       </w:pPr>
       <w:bookmarkStart w:id="7" w:name="_Toc225724710"/>
       <w:r>
-        <w:lastRenderedPageBreak/>
         <w:t xml:space="preserve">3. </w:t>
       </w:r>
       <w:r>
